--- a/Homework_doxmaker/Full_Master_Overview.docx
+++ b/Homework_doxmaker/Full_Master_Overview.docx
@@ -722,7 +722,7 @@
         <w:rPr>
           <w:i/>
         </w:rPr>
-        <w:t># class for evaluating clustering models with various preprocessing options # import pandas as pd # import numpy as np # import matplotlib.pyplot as plt # import seaborn as sns # import warnings # from sklearn.preprocessing import StandardScaler, MinMaxScaler</w:t>
+        <w:t># class for evaluating clustering models with various preprocessing options</w:t>
       </w:r>
     </w:p>
     <w:p>
@@ -1296,7 +1296,7 @@
         <w:pStyle w:val="Heading1"/>
       </w:pPr>
       <w:r>
-        <w:t>External Projects (Data Flavor)</w:t>
+        <w:t>External Projects</w:t>
       </w:r>
     </w:p>
     <w:p>
